--- a/Expense_Tracker_Implementation_Document_v4.docx
+++ b/Expense_Tracker_Implementation_Document_v4.docx
@@ -54,7 +54,7 @@
           <w:rFonts w:ascii="Calibri" w:hAnsi="Calibri"/>
           <w:sz w:val="22"/>
         </w:rPr>
-        <w:t>Language: Kotlin 1.9+ (Coroutines, Flow)</w:t>
+        <w:t>Language: Kotlin 1.9+ (Coroutines, Flow, StateFlow)</w:t>
       </w:r>
     </w:p>
     <w:p>
@@ -93,7 +93,7 @@
           <w:rFonts w:ascii="Calibri" w:hAnsi="Calibri"/>
           <w:sz w:val="22"/>
         </w:rPr>
-        <w:t>Architecture: MVVM + Clean Architecture + Dependency Injection (Hilt)</w:t>
+        <w:t>Architecture: MVVM + Clean Architecture + Hilt DI</w:t>
       </w:r>
     </w:p>
     <w:p>
@@ -106,7 +106,7 @@
           <w:rFonts w:ascii="Calibri" w:hAnsi="Calibri"/>
           <w:sz w:val="22"/>
         </w:rPr>
-        <w:t>Background Tasks: WorkManager + NotificationListenerService</w:t>
+        <w:t>Background Tasks: WorkManager + NotificationListenerService + SmsScanner</w:t>
       </w:r>
     </w:p>
     <w:p>
@@ -119,33 +119,7 @@
           <w:rFonts w:ascii="Calibri" w:hAnsi="Calibri"/>
           <w:sz w:val="22"/>
         </w:rPr>
-        <w:t>Lightweight ML: TensorFlow Lite / ONNX Runtime Mobile</w:t>
-      </w:r>
-    </w:p>
-    <w:p>
-      <w:pPr>
-        <w:pStyle w:val="ListBullet"/>
-        <w:spacing w:before="0" w:after="60" w:line="276" w:lineRule="auto"/>
-      </w:pPr>
-      <w:r>
-        <w:rPr>
-          <w:rFonts w:ascii="Calibri" w:hAnsi="Calibri"/>
-          <w:sz w:val="22"/>
-        </w:rPr>
-        <w:t>Advanced Local AI (Optional): MediaPipe LLM Inference API</w:t>
-      </w:r>
-    </w:p>
-    <w:p>
-      <w:pPr>
-        <w:pStyle w:val="ListBullet"/>
-        <w:spacing w:before="0" w:after="60" w:line="276" w:lineRule="auto"/>
-      </w:pPr>
-      <w:r>
-        <w:rPr>
-          <w:rFonts w:ascii="Calibri" w:hAnsi="Calibri"/>
-          <w:sz w:val="22"/>
-        </w:rPr>
-        <w:t>Charts: Vico Charts / Compose Canvas Charts</w:t>
+        <w:t>Lightweight ML: TensorFlow Lite / ONNX Runtime Mobile + Regex NLP Engine</w:t>
       </w:r>
     </w:p>
     <w:p>
@@ -173,19 +147,7 @@
           <w:color w:val="1F4E79"/>
           <w:sz w:val="32"/>
         </w:rPr>
-        <w:t>2. Modular Folder &amp; Package Structure</w:t>
-      </w:r>
-    </w:p>
-    <w:p>
-      <w:pPr>
-        <w:spacing w:before="0" w:after="80" w:line="276" w:lineRule="auto"/>
-      </w:pPr>
-      <w:r>
-        <w:rPr>
-          <w:rFonts w:ascii="Calibri" w:hAnsi="Calibri"/>
-          <w:sz w:val="22"/>
-        </w:rPr>
-        <w:t>app/</w:t>
+        <w:t>2. Modular Package Structure</w:t>
       </w:r>
     </w:p>
     <w:p>
@@ -198,7 +160,7 @@
           <w:rFonts w:ascii="Calibri" w:hAnsi="Calibri"/>
           <w:sz w:val="22"/>
         </w:rPr>
-        <w:t>core/data/ (Database, SQLCipher, Preferences, Repositories)</w:t>
+        <w:t>core/data/repository/ (TransactionRepository)</w:t>
       </w:r>
     </w:p>
     <w:p>
@@ -211,7 +173,7 @@
           <w:rFonts w:ascii="Calibri" w:hAnsi="Calibri"/>
           <w:sz w:val="22"/>
         </w:rPr>
-        <w:t>core/domain/ (UseCases, Models, Parser Interfaces)</w:t>
+        <w:t>core/database/ (ExpenseDatabase, Entities, DAOs, SQLCipher)</w:t>
       </w:r>
     </w:p>
     <w:p>
@@ -224,7 +186,7 @@
           <w:rFonts w:ascii="Calibri" w:hAnsi="Calibri"/>
           <w:sz w:val="22"/>
         </w:rPr>
-        <w:t>core/ui/ (Theme, Common Components, Design System)</w:t>
+        <w:t>core/di/ (DatabaseModule Hilt Binding)</w:t>
       </w:r>
     </w:p>
     <w:p>
@@ -237,7 +199,7 @@
           <w:rFonts w:ascii="Calibri" w:hAnsi="Calibri"/>
           <w:sz w:val="22"/>
         </w:rPr>
-        <w:t>ingestion/sms/ (SMS BroadcastReceiver, SMS Parsing Adapters)</w:t>
+        <w:t>core/utils/ (PermissionUtils)</w:t>
       </w:r>
     </w:p>
     <w:p>
@@ -250,7 +212,7 @@
           <w:rFonts w:ascii="Calibri" w:hAnsi="Calibri"/>
           <w:sz w:val="22"/>
         </w:rPr>
-        <w:t>ingestion/notification/ (NotificationListenerService, Notification Parsers)</w:t>
+        <w:t>core/ui/theme/ (Color, Type, Theme tokens)</w:t>
       </w:r>
     </w:p>
     <w:p>
@@ -263,7 +225,7 @@
           <w:rFonts w:ascii="Calibri" w:hAnsi="Calibri"/>
           <w:sz w:val="22"/>
         </w:rPr>
-        <w:t>ml/classifier/ (TFLite Category Classifier Engine)</w:t>
+        <w:t>ingestion/parser/ (RegexTransactionParser, ParsedTransaction)</w:t>
       </w:r>
     </w:p>
     <w:p>
@@ -276,7 +238,7 @@
           <w:rFonts w:ascii="Calibri" w:hAnsi="Calibri"/>
           <w:sz w:val="22"/>
         </w:rPr>
-        <w:t>features/dashboard/ (Compose Dashboard Screen &amp; ViewModels)</w:t>
+        <w:t>ingestion/sms/ (SmsReceiver, SmsScanner)</w:t>
       </w:r>
     </w:p>
     <w:p>
@@ -289,7 +251,7 @@
           <w:rFonts w:ascii="Calibri" w:hAnsi="Calibri"/>
           <w:sz w:val="22"/>
         </w:rPr>
-        <w:t>features/transactions/ (Transactions List, Add/Edit Screen)</w:t>
+        <w:t>ingestion/notification/ (ExpenseNotificationListenerService)</w:t>
       </w:r>
     </w:p>
     <w:p>
@@ -302,46 +264,7 @@
           <w:rFonts w:ascii="Calibri" w:hAnsi="Calibri"/>
           <w:sz w:val="22"/>
         </w:rPr>
-        <w:t>features/budgets/ (Budget Manager Screen)</w:t>
-      </w:r>
-    </w:p>
-    <w:p>
-      <w:pPr>
-        <w:pStyle w:val="ListBullet"/>
-        <w:spacing w:before="0" w:after="60" w:line="276" w:lineRule="auto"/>
-      </w:pPr>
-      <w:r>
-        <w:rPr>
-          <w:rFonts w:ascii="Calibri" w:hAnsi="Calibri"/>
-          <w:sz w:val="22"/>
-        </w:rPr>
-        <w:t>features/reports/ (Reports &amp; PDF/CSV Exporter)</w:t>
-      </w:r>
-    </w:p>
-    <w:p>
-      <w:pPr>
-        <w:pStyle w:val="ListBullet"/>
-        <w:spacing w:before="0" w:after="60" w:line="276" w:lineRule="auto"/>
-      </w:pPr>
-      <w:r>
-        <w:rPr>
-          <w:rFonts w:ascii="Calibri" w:hAnsi="Calibri"/>
-          <w:sz w:val="22"/>
-        </w:rPr>
-        <w:t>features/backup/ (Encrypted Backup &amp; SAF File Importer)</w:t>
-      </w:r>
-    </w:p>
-    <w:p>
-      <w:pPr>
-        <w:pStyle w:val="ListBullet"/>
-        <w:spacing w:before="0" w:after="60" w:line="276" w:lineRule="auto"/>
-      </w:pPr>
-      <w:r>
-        <w:rPr>
-          <w:rFonts w:ascii="Calibri" w:hAnsi="Calibri"/>
-          <w:sz w:val="22"/>
-        </w:rPr>
-        <w:t>features/security/ (Biometric Lock Guard)</w:t>
+        <w:t>features/dashboard/ (DashboardScreen, DashboardViewModel, AddTransactionDialog)</w:t>
       </w:r>
     </w:p>
     <w:p>
@@ -356,7 +279,7 @@
           <w:color w:val="1F4E79"/>
           <w:sz w:val="32"/>
         </w:rPr>
-        <w:t>3. Data Ingestion Architecture</w:t>
+        <w:t>3. Data Ingestion Architecture &amp; Smart NLP</w:t>
       </w:r>
     </w:p>
     <w:p>
@@ -371,7 +294,7 @@
           <w:color w:val="2E75B6"/>
           <w:sz w:val="26"/>
         </w:rPr>
-        <w:t>A. NotificationListenerService Setup</w:t>
+        <w:t>A. RegexTransactionParser NLP Rules</w:t>
       </w:r>
     </w:p>
     <w:p>
@@ -383,7 +306,7 @@
           <w:rFonts w:ascii="Calibri" w:hAnsi="Calibri"/>
           <w:sz w:val="22"/>
         </w:rPr>
-        <w:t>Captures transaction alerts from UPI and Banking apps. Filters incoming Notification text by whitelist packages (com.google.android.apps.nfc.phone, com.phonepe.app, com.paytm, etc.), extracts text, and passes to Parser Engine.</w:t>
+        <w:t>Employs exclusion regex rules for non-transactions (balance alerts, e-mandates). Uses targeted bank regex adapters for HDFC, SBI, BOBCARD, ICICI, Kotak, GPay, PhonePe, Paytm, and CRED. Isolates spend/credit amounts while stripping Available Credit Limit and Outstanding numbers.</w:t>
       </w:r>
     </w:p>
     <w:p>
@@ -398,7 +321,7 @@
           <w:color w:val="2E75B6"/>
           <w:sz w:val="26"/>
         </w:rPr>
-        <w:t>B. SMS BroadcastReceiver Setup</w:t>
+        <w:t>B. Historical &amp; Incremental SmsScanner</w:t>
       </w:r>
     </w:p>
     <w:p>
@@ -410,167 +333,7 @@
           <w:rFonts w:ascii="Calibri" w:hAnsi="Calibri"/>
           <w:sz w:val="22"/>
         </w:rPr>
-        <w:t>Listens for SMS_RECEIVED intent when permission is granted. Extracts sender address and message body for regex bank adapter matching.</w:t>
-      </w:r>
-    </w:p>
-    <w:p>
-      <w:pPr>
-        <w:keepNext/>
-        <w:spacing w:before="200" w:after="80"/>
-      </w:pPr>
-      <w:r>
-        <w:rPr>
-          <w:rFonts w:ascii="Calibri" w:hAnsi="Calibri"/>
-          <w:b/>
-          <w:color w:val="2E75B6"/>
-          <w:sz w:val="26"/>
-        </w:rPr>
-        <w:t>C. Regex &amp; Parser Engine</w:t>
-      </w:r>
-    </w:p>
-    <w:p>
-      <w:pPr>
-        <w:spacing w:before="0" w:after="80" w:line="276" w:lineRule="auto"/>
-      </w:pPr>
-      <w:r>
-        <w:rPr>
-          <w:rFonts w:ascii="Calibri" w:hAnsi="Calibri"/>
-          <w:sz w:val="22"/>
-        </w:rPr>
-        <w:t>Standardized parser interface `TransactionParser` with bank-specific regex rules (HDFC, ICICI, SBI, Axis, GPay, PhonePe, Paytm, etc.). Handles currency symbols, debits, credits, account numbers, and merchant VPAs.</w:t>
-      </w:r>
-    </w:p>
-    <w:p>
-      <w:pPr>
-        <w:keepNext/>
-        <w:spacing w:before="280" w:after="120"/>
-      </w:pPr>
-      <w:r>
-        <w:rPr>
-          <w:rFonts w:ascii="Calibri" w:hAnsi="Calibri"/>
-          <w:b/>
-          <w:color w:val="1F4E79"/>
-          <w:sz w:val="32"/>
-        </w:rPr>
-        <w:t>4. Database Encryption &amp; Key Management</w:t>
-      </w:r>
-    </w:p>
-    <w:p>
-      <w:pPr>
-        <w:spacing w:before="0" w:after="80" w:line="276" w:lineRule="auto"/>
-      </w:pPr>
-      <w:r>
-        <w:rPr>
-          <w:rFonts w:ascii="Calibri" w:hAnsi="Calibri"/>
-          <w:sz w:val="22"/>
-        </w:rPr>
-        <w:t>SQLCipher integration with Room:</w:t>
-      </w:r>
-    </w:p>
-    <w:p>
-      <w:pPr>
-        <w:spacing w:before="0" w:after="80" w:line="276" w:lineRule="auto"/>
-      </w:pPr>
-      <w:r>
-        <w:rPr>
-          <w:rFonts w:ascii="Calibri" w:hAnsi="Calibri"/>
-          <w:sz w:val="22"/>
-        </w:rPr>
-        <w:t>Keys are generated via `KeyGenerator` inside the Android Keystore system. The key string is passed to `SupportOpenHelperFactory(SQLCipherUtils.getPassphrase())` when initializing the Room database builder.</w:t>
-      </w:r>
-    </w:p>
-    <w:p>
-      <w:pPr>
-        <w:keepNext/>
-        <w:spacing w:before="280" w:after="120"/>
-      </w:pPr>
-      <w:r>
-        <w:rPr>
-          <w:rFonts w:ascii="Calibri" w:hAnsi="Calibri"/>
-          <w:b/>
-          <w:color w:val="1F4E79"/>
-          <w:sz w:val="32"/>
-        </w:rPr>
-        <w:t>5. Development Roadmap</w:t>
-      </w:r>
-    </w:p>
-    <w:p>
-      <w:pPr>
-        <w:pStyle w:val="ListBullet"/>
-        <w:spacing w:before="0" w:after="60" w:line="276" w:lineRule="auto"/>
-      </w:pPr>
-      <w:r>
-        <w:rPr>
-          <w:rFonts w:ascii="Calibri" w:hAnsi="Calibri"/>
-          <w:sz w:val="22"/>
-        </w:rPr>
-        <w:t>Phase 1: Project setup, Room SQLCipher, Notification Listener, SMS Receiver, Regex Parser, Manual CRUD UI.</w:t>
-      </w:r>
-    </w:p>
-    <w:p>
-      <w:pPr>
-        <w:pStyle w:val="ListBullet"/>
-        <w:spacing w:before="0" w:after="60" w:line="276" w:lineRule="auto"/>
-      </w:pPr>
-      <w:r>
-        <w:rPr>
-          <w:rFonts w:ascii="Calibri" w:hAnsi="Calibri"/>
-          <w:sz w:val="22"/>
-        </w:rPr>
-        <w:t>Phase 2: TFLite category classifier, Dashboard charts, Category manager, Budgets, Search &amp; Filters.</w:t>
-      </w:r>
-    </w:p>
-    <w:p>
-      <w:pPr>
-        <w:pStyle w:val="ListBullet"/>
-        <w:spacing w:before="0" w:after="60" w:line="276" w:lineRule="auto"/>
-      </w:pPr>
-      <w:r>
-        <w:rPr>
-          <w:rFonts w:ascii="Calibri" w:hAnsi="Calibri"/>
-          <w:sz w:val="22"/>
-        </w:rPr>
-        <w:t>Phase 3: Encrypted backup/restore, Biometric lock, PDF/CSV statement exports.</w:t>
-      </w:r>
-    </w:p>
-    <w:p>
-      <w:pPr>
-        <w:pStyle w:val="ListBullet"/>
-        <w:spacing w:before="0" w:after="60" w:line="276" w:lineRule="auto"/>
-      </w:pPr>
-      <w:r>
-        <w:rPr>
-          <w:rFonts w:ascii="Calibri" w:hAnsi="Calibri"/>
-          <w:sz w:val="22"/>
-        </w:rPr>
-        <w:t>Phase 4: Optional Local LLM plugin engine, Receipt OCR plugin, Investment plugin.</w:t>
-      </w:r>
-    </w:p>
-    <w:p>
-      <w:pPr>
-        <w:keepNext/>
-        <w:spacing w:before="280" w:after="120"/>
-      </w:pPr>
-      <w:r>
-        <w:rPr>
-          <w:rFonts w:ascii="Calibri" w:hAnsi="Calibri"/>
-          <w:b/>
-          <w:color w:val="1F4E79"/>
-          <w:sz w:val="32"/>
-        </w:rPr>
-        <w:t>6. Modular Plugin Architecture</w:t>
-      </w:r>
-    </w:p>
-    <w:p>
-      <w:pPr>
-        <w:spacing w:before="0" w:after="80" w:line="276" w:lineRule="auto"/>
-      </w:pPr>
-      <w:r>
-        <w:rPr>
-          <w:rFonts w:ascii="Calibri" w:hAnsi="Calibri"/>
-          <w:sz w:val="22"/>
-        </w:rPr>
-        <w:t>Base app remains lightweight (&lt;15MB). Advanced capabilities (Local LLM, Receipt OCR, Statements Importer) are designed behind clean interface abstractions (`PluginEngine`). Large assets are optionally delivered via Google Play Feature Delivery or static asset downloads.</w:t>
+        <w:t>Queries Telephony.Sms.Inbox starting from 1st day of the current month on first run. Stores lastScanTimestamp in SharedPreferences to incrementally scan only new messages received thereafter.</w:t>
       </w:r>
     </w:p>
     <w:sectPr>

--- a/Expense_Tracker_Implementation_Document_v4.docx
+++ b/Expense_Tracker_Implementation_Document_v4.docx
@@ -106,33 +106,7 @@
           <w:rFonts w:ascii="Calibri" w:hAnsi="Calibri"/>
           <w:sz w:val="22"/>
         </w:rPr>
-        <w:t>Background Tasks: WorkManager + NotificationListenerService + SmsScanner</w:t>
-      </w:r>
-    </w:p>
-    <w:p>
-      <w:pPr>
-        <w:pStyle w:val="ListBullet"/>
-        <w:spacing w:before="0" w:after="60" w:line="276" w:lineRule="auto"/>
-      </w:pPr>
-      <w:r>
-        <w:rPr>
-          <w:rFonts w:ascii="Calibri" w:hAnsi="Calibri"/>
-          <w:sz w:val="22"/>
-        </w:rPr>
-        <w:t>Lightweight ML: TensorFlow Lite / ONNX Runtime Mobile + Regex NLP Engine</w:t>
-      </w:r>
-    </w:p>
-    <w:p>
-      <w:pPr>
-        <w:pStyle w:val="ListBullet"/>
-        <w:spacing w:before="0" w:after="60" w:line="276" w:lineRule="auto"/>
-      </w:pPr>
-      <w:r>
-        <w:rPr>
-          <w:rFonts w:ascii="Calibri" w:hAnsi="Calibri"/>
-          <w:sz w:val="22"/>
-        </w:rPr>
-        <w:t>Security: Android Keystore System + Biometric Prompt API</w:t>
+        <w:t>Security: Android BiometricPrompt API + SQLCipher Hardware-backed encryption</w:t>
       </w:r>
     </w:p>
     <w:p>
@@ -160,7 +134,7 @@
           <w:rFonts w:ascii="Calibri" w:hAnsi="Calibri"/>
           <w:sz w:val="22"/>
         </w:rPr>
-        <w:t>core/data/repository/ (TransactionRepository)</w:t>
+        <w:t>features/main/ (MainScreen, Bottom NavigationBar)</w:t>
       </w:r>
     </w:p>
     <w:p>
@@ -173,7 +147,7 @@
           <w:rFonts w:ascii="Calibri" w:hAnsi="Calibri"/>
           <w:sz w:val="22"/>
         </w:rPr>
-        <w:t>core/database/ (ExpenseDatabase, Entities, DAOs, SQLCipher)</w:t>
+        <w:t>features/dashboard/ (DashboardScreen, DashboardViewModel)</w:t>
       </w:r>
     </w:p>
     <w:p>
@@ -186,7 +160,7 @@
           <w:rFonts w:ascii="Calibri" w:hAnsi="Calibri"/>
           <w:sz w:val="22"/>
         </w:rPr>
-        <w:t>core/di/ (DatabaseModule Hilt Binding)</w:t>
+        <w:t>features/transactions/ (TransactionsScreen, TransactionsViewModel)</w:t>
       </w:r>
     </w:p>
     <w:p>
@@ -199,7 +173,7 @@
           <w:rFonts w:ascii="Calibri" w:hAnsi="Calibri"/>
           <w:sz w:val="22"/>
         </w:rPr>
-        <w:t>core/utils/ (PermissionUtils)</w:t>
+        <w:t>features/budgets/ (BudgetsScreen, BudgetsViewModel)</w:t>
       </w:r>
     </w:p>
     <w:p>
@@ -212,7 +186,7 @@
           <w:rFonts w:ascii="Calibri" w:hAnsi="Calibri"/>
           <w:sz w:val="22"/>
         </w:rPr>
-        <w:t>core/ui/theme/ (Color, Type, Theme tokens)</w:t>
+        <w:t>features/analytics/ (AnalyticsScreen, AnalyticsViewModel)</w:t>
       </w:r>
     </w:p>
     <w:p>
@@ -225,7 +199,7 @@
           <w:rFonts w:ascii="Calibri" w:hAnsi="Calibri"/>
           <w:sz w:val="22"/>
         </w:rPr>
-        <w:t>ingestion/parser/ (RegexTransactionParser, ParsedTransaction)</w:t>
+        <w:t>features/settings/ (SettingsScreen, SettingsViewModel)</w:t>
       </w:r>
     </w:p>
     <w:p>
@@ -238,7 +212,7 @@
           <w:rFonts w:ascii="Calibri" w:hAnsi="Calibri"/>
           <w:sz w:val="22"/>
         </w:rPr>
-        <w:t>ingestion/sms/ (SmsReceiver, SmsScanner)</w:t>
+        <w:t>features/security/ (BiometricLockManager)</w:t>
       </w:r>
     </w:p>
     <w:p>
@@ -251,7 +225,7 @@
           <w:rFonts w:ascii="Calibri" w:hAnsi="Calibri"/>
           <w:sz w:val="22"/>
         </w:rPr>
-        <w:t>ingestion/notification/ (ExpenseNotificationListenerService)</w:t>
+        <w:t>features/backup/ (BackupManager)</w:t>
       </w:r>
     </w:p>
     <w:p>
@@ -264,76 +238,7 @@
           <w:rFonts w:ascii="Calibri" w:hAnsi="Calibri"/>
           <w:sz w:val="22"/>
         </w:rPr>
-        <w:t>features/dashboard/ (DashboardScreen, DashboardViewModel, AddTransactionDialog)</w:t>
-      </w:r>
-    </w:p>
-    <w:p>
-      <w:pPr>
-        <w:keepNext/>
-        <w:spacing w:before="280" w:after="120"/>
-      </w:pPr>
-      <w:r>
-        <w:rPr>
-          <w:rFonts w:ascii="Calibri" w:hAnsi="Calibri"/>
-          <w:b/>
-          <w:color w:val="1F4E79"/>
-          <w:sz w:val="32"/>
-        </w:rPr>
-        <w:t>3. Data Ingestion Architecture &amp; Smart NLP</w:t>
-      </w:r>
-    </w:p>
-    <w:p>
-      <w:pPr>
-        <w:keepNext/>
-        <w:spacing w:before="200" w:after="80"/>
-      </w:pPr>
-      <w:r>
-        <w:rPr>
-          <w:rFonts w:ascii="Calibri" w:hAnsi="Calibri"/>
-          <w:b/>
-          <w:color w:val="2E75B6"/>
-          <w:sz w:val="26"/>
-        </w:rPr>
-        <w:t>A. RegexTransactionParser NLP Rules</w:t>
-      </w:r>
-    </w:p>
-    <w:p>
-      <w:pPr>
-        <w:spacing w:before="0" w:after="80" w:line="276" w:lineRule="auto"/>
-      </w:pPr>
-      <w:r>
-        <w:rPr>
-          <w:rFonts w:ascii="Calibri" w:hAnsi="Calibri"/>
-          <w:sz w:val="22"/>
-        </w:rPr>
-        <w:t>Employs exclusion regex rules for non-transactions (balance alerts, e-mandates). Uses targeted bank regex adapters for HDFC, SBI, BOBCARD, ICICI, Kotak, GPay, PhonePe, Paytm, and CRED. Isolates spend/credit amounts while stripping Available Credit Limit and Outstanding numbers.</w:t>
-      </w:r>
-    </w:p>
-    <w:p>
-      <w:pPr>
-        <w:keepNext/>
-        <w:spacing w:before="200" w:after="80"/>
-      </w:pPr>
-      <w:r>
-        <w:rPr>
-          <w:rFonts w:ascii="Calibri" w:hAnsi="Calibri"/>
-          <w:b/>
-          <w:color w:val="2E75B6"/>
-          <w:sz w:val="26"/>
-        </w:rPr>
-        <w:t>B. Historical &amp; Incremental SmsScanner</w:t>
-      </w:r>
-    </w:p>
-    <w:p>
-      <w:pPr>
-        <w:spacing w:before="0" w:after="80" w:line="276" w:lineRule="auto"/>
-      </w:pPr>
-      <w:r>
-        <w:rPr>
-          <w:rFonts w:ascii="Calibri" w:hAnsi="Calibri"/>
-          <w:sz w:val="22"/>
-        </w:rPr>
-        <w:t>Queries Telephony.Sms.Inbox starting from 1st day of the current month on first run. Stores lastScanTimestamp in SharedPreferences to incrementally scan only new messages received thereafter.</w:t>
+        <w:t>features/reports/ (ReportsExporter)</w:t>
       </w:r>
     </w:p>
     <w:sectPr>
